--- a/paper/response_to_reviewers.docx
+++ b/paper/response_to_reviewers.docx
@@ -7341,7 +7341,7 @@
         <w:pStyle w:val="BodyText"/>
       </w:pPr>
       <w:r>
-        <w:t xml:space="preserve">— Ihor Kendiukhov, on behalf of the author team</w:t>
+        <w:t xml:space="preserve">— Ihor Kendiukhov</w:t>
       </w:r>
     </w:p>
     <w:bookmarkEnd w:id="39"/>
